--- a/Documentation/Trilogy_HR_Portal_Technical_Documentation_2026-06-14.docx
+++ b/Documentation/Trilogy_HR_Portal_Technical_Documentation_2026-06-14.docx
@@ -18440,8 +18440,8 @@
 </file>
 
 <file path=customXml/item1.xml><?xml version="1.0" encoding="utf-8"?>
-<ct:contentTypeSchema xmlns:ct="http://schemas.microsoft.com/office/2006/metadata/contentType" xmlns:ma="http://schemas.microsoft.com/office/2006/metadata/properties/metaAttributes" ct:_="" ma:_="" ma:contentTypeName="Document" ma:contentTypeID="0x0101008D7A22E85D508D4BA3D88F285A4BFBFF" ma:contentTypeVersion="11" ma:contentTypeDescription="Create a new document." ma:contentTypeScope="" ma:versionID="9c9e85156972572cea053e3015cb1f90">
-  <xsd:schema xmlns:xsd="http://www.w3.org/2001/XMLSchema" xmlns:xs="http://www.w3.org/2001/XMLSchema" xmlns:p="http://schemas.microsoft.com/office/2006/metadata/properties" xmlns:ns2="4aba8e23-181e-4a95-9270-5fdb07633be2" xmlns:ns3="5b5294e1-9b14-479f-be65-1200265709b9" targetNamespace="http://schemas.microsoft.com/office/2006/metadata/properties" ma:root="true" ma:fieldsID="2f4e55caffd647eee35d365923c96150" ns2:_="" ns3:_="">
+<ct:contentTypeSchema xmlns:ct="http://schemas.microsoft.com/office/2006/metadata/contentType" xmlns:ma="http://schemas.microsoft.com/office/2006/metadata/properties/metaAttributes" ct:_="" ma:_="" ma:contentTypeName="Document" ma:contentTypeID="0x0101008D7A22E85D508D4BA3D88F285A4BFBFF" ma:contentTypeVersion="11" ma:contentTypeDescription="Create a new document." ma:contentTypeScope="" ma:versionID="5f1205c4f3bf337c924879e26fd18862">
+  <xsd:schema xmlns:xsd="http://www.w3.org/2001/XMLSchema" xmlns:xs="http://www.w3.org/2001/XMLSchema" xmlns:p="http://schemas.microsoft.com/office/2006/metadata/properties" xmlns:ns2="4aba8e23-181e-4a95-9270-5fdb07633be2" xmlns:ns3="5b5294e1-9b14-479f-be65-1200265709b9" targetNamespace="http://schemas.microsoft.com/office/2006/metadata/properties" ma:root="true" ma:fieldsID="c28c450ebb8aa89ac089a4fbd1595ce3" ns2:_="" ns3:_="">
     <xsd:import namespace="4aba8e23-181e-4a95-9270-5fdb07633be2"/>
     <xsd:import namespace="5b5294e1-9b14-479f-be65-1200265709b9"/>
     <xsd:element name="properties">
@@ -18660,7 +18660,7 @@
 </file>
 
 <file path=customXml/itemProps1.xml><?xml version="1.0" encoding="utf-8"?>
-<ds:datastoreItem xmlns:ds="http://schemas.openxmlformats.org/officeDocument/2006/customXml" ds:itemID="{94A11A41-D8A6-46EF-9B7A-CFB23B75FE1B}"/>
+<ds:datastoreItem xmlns:ds="http://schemas.openxmlformats.org/officeDocument/2006/customXml" ds:itemID="{C837F08B-DAD5-417B-AC9F-1DD6F051F508}"/>
 </file>
 
 <file path=customXml/itemProps2.xml><?xml version="1.0" encoding="utf-8"?>
